--- a/multichoice/build/es_material_metals.docx
+++ b/multichoice/build/es_material_metals.docx
@@ -25,6 +25,16 @@
       <w:r>
         <w:t>a)</w:t>
         <w:tab/>
+        <w:t>Parecida a la densidad del agua</w:t>
+      </w:r>
+    </w:p>
+    <w:p>
+      <w:pPr>
+        <w:pStyle w:val="Choice"/>
+      </w:pPr>
+      <w:r>
+        <w:t>b)</w:t>
+        <w:tab/>
         <w:t>Mucho mayor que la densidad del agua</w:t>
       </w:r>
     </w:p>
@@ -33,9 +43,9 @@
         <w:pStyle w:val="Choice"/>
       </w:pPr>
       <w:r>
-        <w:t>b)</w:t>
+        <w:t>c)</w:t>
         <w:tab/>
-        <w:t>Parecida a la densidad del agua</w:t>
+        <w:t>Mucho menor que la densidad del agua</w:t>
       </w:r>
     </w:p>
     <w:p>
@@ -43,23 +53,13 @@
         <w:pStyle w:val="Choice"/>
       </w:pPr>
       <w:r>
-        <w:t>c)</w:t>
+        <w:t>d)</w:t>
         <w:tab/>
         <w:t>Los metales no tienen densidad</w:t>
       </w:r>
     </w:p>
     <w:p>
       <w:pPr>
-        <w:pStyle w:val="Choice"/>
-      </w:pPr>
-      <w:r>
-        <w:t>d)</w:t>
-        <w:tab/>
-        <w:t>Mucho menor que la densidad del agua</w:t>
-      </w:r>
-    </w:p>
-    <w:p>
-      <w:pPr>
         <w:pStyle w:val="ListNumber"/>
       </w:pPr>
       <w:r>
@@ -73,6 +73,16 @@
       <w:r>
         <w:t>a)</w:t>
         <w:tab/>
+        <w:t>Los metales siempre flotan en el agua</w:t>
+      </w:r>
+    </w:p>
+    <w:p>
+      <w:pPr>
+        <w:pStyle w:val="Choice"/>
+      </w:pPr>
+      <w:r>
+        <w:t>b)</w:t>
+        <w:tab/>
         <w:t>Los metales siempre se hunden en el agua</w:t>
       </w:r>
     </w:p>
@@ -81,9 +91,9 @@
         <w:pStyle w:val="Choice"/>
       </w:pPr>
       <w:r>
-        <w:t>b)</w:t>
+        <w:t>c)</w:t>
         <w:tab/>
-        <w:t>Los metales no se deben mojar con agua</w:t>
+        <w:t>Algunos metales flotan y otros se hunden</w:t>
       </w:r>
     </w:p>
     <w:p>
@@ -91,19 +101,9 @@
         <w:pStyle w:val="Choice"/>
       </w:pPr>
       <w:r>
-        <w:t>c)</w:t>
-        <w:tab/>
-        <w:t>Los metales siempre flotan en el agua</w:t>
-      </w:r>
-    </w:p>
-    <w:p>
-      <w:pPr>
-        <w:pStyle w:val="Choice"/>
-      </w:pPr>
-      <w:r>
         <w:t>d)</w:t>
         <w:tab/>
-        <w:t>Algunos metales flotan y otros se hunden</w:t>
+        <w:t>Los metales no se deben mojar con agua</w:t>
       </w:r>
     </w:p>
     <w:p>
@@ -131,6 +131,16 @@
       <w:r>
         <w:t>b)</w:t>
         <w:tab/>
+        <w:t>Son buenos aislantes eléctricos y térmicos</w:t>
+      </w:r>
+    </w:p>
+    <w:p>
+      <w:pPr>
+        <w:pStyle w:val="Choice"/>
+      </w:pPr>
+      <w:r>
+        <w:t>c)</w:t>
+        <w:tab/>
         <w:t>Conducen bien el calor y la electricidad</w:t>
       </w:r>
     </w:p>
@@ -139,19 +149,9 @@
         <w:pStyle w:val="Choice"/>
       </w:pPr>
       <w:r>
-        <w:t>c)</w:t>
+        <w:t>d)</w:t>
         <w:tab/>
         <w:t>Conducen bien el calor pero mal la electricidad</w:t>
-      </w:r>
-    </w:p>
-    <w:p>
-      <w:pPr>
-        <w:pStyle w:val="Choice"/>
-      </w:pPr>
-      <w:r>
-        <w:t>d)</w:t>
-        <w:tab/>
-        <w:t>Son buenos aislantes eléctricos y térmicos</w:t>
       </w:r>
     </w:p>
     <w:p>
@@ -179,16 +179,6 @@
       <w:r>
         <w:t>b)</w:t>
         <w:tab/>
-        <w:t>Si, porque soportan bien que los intenten rayar</w:t>
-      </w:r>
-    </w:p>
-    <w:p>
-      <w:pPr>
-        <w:pStyle w:val="Choice"/>
-      </w:pPr>
-      <w:r>
-        <w:t>c)</w:t>
-        <w:tab/>
         <w:t>Si, porque tienen buena resistencia mecánica</w:t>
       </w:r>
     </w:p>
@@ -197,9 +187,19 @@
         <w:pStyle w:val="Choice"/>
       </w:pPr>
       <w:r>
+        <w:t>c)</w:t>
+        <w:tab/>
+        <w:t>Si, porque soportan bien los golpes sin romperse</w:t>
+      </w:r>
+    </w:p>
+    <w:p>
+      <w:pPr>
+        <w:pStyle w:val="Choice"/>
+      </w:pPr>
+      <w:r>
         <w:t>d)</w:t>
         <w:tab/>
-        <w:t>Si, porque soportan bien los golpes sin romperse</w:t>
+        <w:t>Si, porque soportan bien que los intenten rayar</w:t>
       </w:r>
     </w:p>
     <w:p>
@@ -227,7 +227,7 @@
       <w:r>
         <w:t>b)</w:t>
         <w:tab/>
-        <w:t>Suelen ser maleables, pero no dúctiles</w:t>
+        <w:t>Suelen ser dúctiles, pero no maleables</w:t>
       </w:r>
     </w:p>
     <w:p>
@@ -247,7 +247,7 @@
       <w:r>
         <w:t>d)</w:t>
         <w:tab/>
-        <w:t>Suelen ser dúctiles, pero no maleables</w:t>
+        <w:t>Suelen ser maleables, pero no dúctiles</w:t>
       </w:r>
     </w:p>
     <w:p>
@@ -265,7 +265,7 @@
       <w:r>
         <w:t>a)</w:t>
         <w:tab/>
-        <w:t>Metales que tienen propiedades superiores, como el platino</w:t>
+        <w:t>Metales que no se oxidan con facilidad, como el oro</w:t>
       </w:r>
     </w:p>
     <w:p>
@@ -285,7 +285,7 @@
       <w:r>
         <w:t>c)</w:t>
         <w:tab/>
-        <w:t>Metales que no se oxidan con facilidad, como el oro</w:t>
+        <w:t>Metales que tienen propiedades superiores, como el platino</w:t>
       </w:r>
     </w:p>
     <w:p>
@@ -313,7 +313,7 @@
       <w:r>
         <w:t>a)</w:t>
         <w:tab/>
-        <w:t>Son imprescindibles para fabricar baterías y termómetros</w:t>
+        <w:t>Tienen alta densidad y no reaccionan con el oxígeno</w:t>
       </w:r>
     </w:p>
     <w:p>
@@ -333,7 +333,7 @@
       <w:r>
         <w:t>c)</w:t>
         <w:tab/>
-        <w:t>Tienen alta densidad y no reaccionan con el oxígeno</w:t>
+        <w:t>Son imprescindibles para fabricar baterías y termómetros</w:t>
       </w:r>
     </w:p>
     <w:p>
@@ -361,16 +361,6 @@
       <w:r>
         <w:t>a)</w:t>
         <w:tab/>
-        <w:t>Un tipo de metal de alta densidad que no se oxida con facilidad</w:t>
-      </w:r>
-    </w:p>
-    <w:p>
-      <w:pPr>
-        <w:pStyle w:val="Choice"/>
-      </w:pPr>
-      <w:r>
-        <w:t>b)</w:t>
-        <w:tab/>
         <w:t>Una unión entre piezas de metal que se realiza aplicando calor y presión</w:t>
       </w:r>
     </w:p>
@@ -379,9 +369,19 @@
         <w:pStyle w:val="Choice"/>
       </w:pPr>
       <w:r>
+        <w:t>b)</w:t>
+        <w:tab/>
+        <w:t>Una capa de protección que se aplica a un metal para que no se oxide</w:t>
+      </w:r>
+    </w:p>
+    <w:p>
+      <w:pPr>
+        <w:pStyle w:val="Choice"/>
+      </w:pPr>
+      <w:r>
         <w:t>c)</w:t>
         <w:tab/>
-        <w:t>Una capa de protección que se aplica a un metal para que no se oxide</w:t>
+        <w:t>Un tipo de metal de alta densidad que no se oxida con facilidad</w:t>
       </w:r>
     </w:p>
     <w:p>
@@ -409,7 +409,7 @@
       <w:r>
         <w:t>a)</w:t>
         <w:tab/>
-        <w:t>Es hierro aleado con menos de 1.76% de carbono. Se utiliza para hacer engranajes</w:t>
+        <w:t>Es hierro aleado con más de 1.76% de carbono. Se utiliza para hacer tapas de alcantarilla</w:t>
       </w:r>
     </w:p>
     <w:p>
@@ -418,6 +418,16 @@
       </w:pPr>
       <w:r>
         <w:t>b)</w:t>
+        <w:tab/>
+        <w:t>Es hierro fundido con carbón. Se utiliza para hacer cuberterías</w:t>
+      </w:r>
+    </w:p>
+    <w:p>
+      <w:pPr>
+        <w:pStyle w:val="Choice"/>
+      </w:pPr>
+      <w:r>
+        <w:t>c)</w:t>
         <w:tab/>
         <w:t>Es un acero inoxidable, con mejores propiedades que el hierro</w:t>
       </w:r>
@@ -427,19 +437,9 @@
         <w:pStyle w:val="Choice"/>
       </w:pPr>
       <w:r>
-        <w:t>c)</w:t>
-        <w:tab/>
-        <w:t>Es hierro aleado con más de 1.76% de carbono. Se utiliza para hacer tapas de alcantarilla</w:t>
-      </w:r>
-    </w:p>
-    <w:p>
-      <w:pPr>
-        <w:pStyle w:val="Choice"/>
-      </w:pPr>
-      <w:r>
         <w:t>d)</w:t>
         <w:tab/>
-        <w:t>Es hierro fundido con carbón. Se utiliza para hacer cuberterías</w:t>
+        <w:t>Es hierro aleado con menos de 1.76% de carbono. Se utiliza para hacer engranajes</w:t>
       </w:r>
     </w:p>
     <w:p>
@@ -457,7 +457,7 @@
       <w:r>
         <w:t>a)</w:t>
         <w:tab/>
-        <w:t>Es una aleación de hierro con más del 6.67% de carbono para mejorar sus propiedades</w:t>
+        <w:t>Es una aleación de hierro con menos del 6.67% de carbono para mejorar sus propiedades</w:t>
       </w:r>
     </w:p>
     <w:p>
@@ -467,7 +467,7 @@
       <w:r>
         <w:t>b)</w:t>
         <w:tab/>
-        <w:t>Es una aleación de hierro con más del 1.76% de carbono para mejorar sus propiedades</w:t>
+        <w:t>Es una aleación de hierro con más del 6.67% de carbono para mejorar sus propiedades</w:t>
       </w:r>
     </w:p>
     <w:p>
@@ -487,7 +487,7 @@
       <w:r>
         <w:t>d)</w:t>
         <w:tab/>
-        <w:t>Es una aleación de hierro con menos del 6.67% de carbono para mejorar sus propiedades</w:t>
+        <w:t>Es una aleación de hierro con más del 1.76% de carbono para mejorar sus propiedades</w:t>
       </w:r>
     </w:p>
     <w:p>
@@ -505,7 +505,7 @@
       <w:r>
         <w:t>a)</w:t>
         <w:tab/>
-        <w:t>Una aleación de cobre y estaño, muy resistente a la oxidación</w:t>
+        <w:t>Una aleación de hierro y carbono, muy resistente a la oxidación</w:t>
       </w:r>
     </w:p>
     <w:p>
@@ -525,25 +525,601 @@
       <w:r>
         <w:t>c)</w:t>
         <w:tab/>
-        <w:t>Una aleación de hierro y carbono, muy resistente a la oxidación</w:t>
-      </w:r>
-    </w:p>
-    <w:p>
-      <w:pPr>
-        <w:pStyle w:val="Choice"/>
-      </w:pPr>
-      <w:r>
-        <w:t>d)</w:t>
-        <w:tab/>
         <w:t>Una aleación de cobre y cinc, muy resistente a la oxidación</w:t>
       </w:r>
     </w:p>
     <w:p>
       <w:pPr>
+        <w:pStyle w:val="Choice"/>
+      </w:pPr>
+      <w:r>
+        <w:t>d)</w:t>
+        <w:tab/>
+        <w:t>Una aleación de cobre y estaño, muy resistente a la oxidación</w:t>
+      </w:r>
+    </w:p>
+    <w:p>
+      <w:pPr>
         <w:pStyle w:val="ListNumber"/>
       </w:pPr>
       <w:r>
         <w:t>¿Para qué se utiliza el acero inoxidable?</w:t>
+      </w:r>
+    </w:p>
+    <w:p>
+      <w:pPr>
+        <w:pStyle w:val="Choice"/>
+      </w:pPr>
+      <w:r>
+        <w:t>a)</w:t>
+        <w:tab/>
+        <w:t>Latas, cables eléctricos, ventanas, aviones</w:t>
+      </w:r>
+    </w:p>
+    <w:p>
+      <w:pPr>
+        <w:pStyle w:val="Choice"/>
+      </w:pPr>
+      <w:r>
+        <w:t>b)</w:t>
+        <w:tab/>
+        <w:t>Hélices de barcos, campanas, cojinetes</w:t>
+      </w:r>
+    </w:p>
+    <w:p>
+      <w:pPr>
+        <w:pStyle w:val="Choice"/>
+      </w:pPr>
+      <w:r>
+        <w:t>c)</w:t>
+        <w:tab/>
+        <w:t>Tuberías, cables eléctricos, monedas</w:t>
+      </w:r>
+    </w:p>
+    <w:p>
+      <w:pPr>
+        <w:pStyle w:val="Choice"/>
+      </w:pPr>
+      <w:r>
+        <w:t>d)</w:t>
+        <w:tab/>
+        <w:t>Tuberías, cubertería, fregaderos, cuchillos</w:t>
+      </w:r>
+    </w:p>
+    <w:p>
+      <w:pPr>
+        <w:pStyle w:val="ListNumber"/>
+      </w:pPr>
+      <w:r>
+        <w:t>¿De qué color es el cobre?</w:t>
+      </w:r>
+    </w:p>
+    <w:p>
+      <w:pPr>
+        <w:pStyle w:val="Choice"/>
+      </w:pPr>
+      <w:r>
+        <w:t>a)</w:t>
+        <w:tab/>
+        <w:t>Amarillento y cuando se oxida, de color verdoso</w:t>
+      </w:r>
+    </w:p>
+    <w:p>
+      <w:pPr>
+        <w:pStyle w:val="Choice"/>
+      </w:pPr>
+      <w:r>
+        <w:t>b)</w:t>
+        <w:tab/>
+        <w:t>Plateado y cuando se oxida, de color rojizo</w:t>
+      </w:r>
+    </w:p>
+    <w:p>
+      <w:pPr>
+        <w:pStyle w:val="Choice"/>
+      </w:pPr>
+      <w:r>
+        <w:t>c)</w:t>
+        <w:tab/>
+        <w:t>Rojizo y cuando se oxida, de color verdoso</w:t>
+      </w:r>
+    </w:p>
+    <w:p>
+      <w:pPr>
+        <w:pStyle w:val="Choice"/>
+      </w:pPr>
+      <w:r>
+        <w:t>d)</w:t>
+        <w:tab/>
+        <w:t>Amarillento y cuando se oxida, de color rojizo</w:t>
+      </w:r>
+    </w:p>
+    <w:p>
+      <w:pPr>
+        <w:pStyle w:val="ListNumber"/>
+      </w:pPr>
+      <w:r>
+        <w:t>¿Para qué se utiliza el cobre?</w:t>
+      </w:r>
+    </w:p>
+    <w:p>
+      <w:pPr>
+        <w:pStyle w:val="Choice"/>
+      </w:pPr>
+      <w:r>
+        <w:t>a)</w:t>
+        <w:tab/>
+        <w:t>Monedas, tornillos, pomos, cerrojos</w:t>
+      </w:r>
+    </w:p>
+    <w:p>
+      <w:pPr>
+        <w:pStyle w:val="Choice"/>
+      </w:pPr>
+      <w:r>
+        <w:t>b)</w:t>
+        <w:tab/>
+        <w:t>Tuberías, cubertería, fregaderos, cuchillos</w:t>
+      </w:r>
+    </w:p>
+    <w:p>
+      <w:pPr>
+        <w:pStyle w:val="Choice"/>
+      </w:pPr>
+      <w:r>
+        <w:t>c)</w:t>
+        <w:tab/>
+        <w:t>Tuberías, cables eléctricos, monedas</w:t>
+      </w:r>
+    </w:p>
+    <w:p>
+      <w:pPr>
+        <w:pStyle w:val="Choice"/>
+      </w:pPr>
+      <w:r>
+        <w:t>d)</w:t>
+        <w:tab/>
+        <w:t>Latas, cables eléctricos, ventanas, aviones</w:t>
+      </w:r>
+    </w:p>
+    <w:p>
+      <w:pPr>
+        <w:pStyle w:val="ListNumber"/>
+      </w:pPr>
+      <w:r>
+        <w:t>¿De qué está hecho el bronce?</w:t>
+      </w:r>
+    </w:p>
+    <w:p>
+      <w:pPr>
+        <w:pStyle w:val="Choice"/>
+      </w:pPr>
+      <w:r>
+        <w:t>a)</w:t>
+        <w:tab/>
+        <w:t>Es una aleación de hierro y cromo</w:t>
+      </w:r>
+    </w:p>
+    <w:p>
+      <w:pPr>
+        <w:pStyle w:val="Choice"/>
+      </w:pPr>
+      <w:r>
+        <w:t>b)</w:t>
+        <w:tab/>
+        <w:t>Es una aleación de cobre y estaño</w:t>
+      </w:r>
+    </w:p>
+    <w:p>
+      <w:pPr>
+        <w:pStyle w:val="Choice"/>
+      </w:pPr>
+      <w:r>
+        <w:t>c)</w:t>
+        <w:tab/>
+        <w:t>Es un metal puro</w:t>
+      </w:r>
+    </w:p>
+    <w:p>
+      <w:pPr>
+        <w:pStyle w:val="Choice"/>
+      </w:pPr>
+      <w:r>
+        <w:t>d)</w:t>
+        <w:tab/>
+        <w:t>Es una aleación de cobre y cinc</w:t>
+      </w:r>
+    </w:p>
+    <w:p>
+      <w:pPr>
+        <w:pStyle w:val="ListNumber"/>
+      </w:pPr>
+      <w:r>
+        <w:t>¿Para qué se utiliza el bronce?</w:t>
+      </w:r>
+    </w:p>
+    <w:p>
+      <w:pPr>
+        <w:pStyle w:val="Choice"/>
+      </w:pPr>
+      <w:r>
+        <w:t>a)</w:t>
+        <w:tab/>
+        <w:t>Hélices de barcos, campanas, cojinetes</w:t>
+      </w:r>
+    </w:p>
+    <w:p>
+      <w:pPr>
+        <w:pStyle w:val="Choice"/>
+      </w:pPr>
+      <w:r>
+        <w:t>b)</w:t>
+        <w:tab/>
+        <w:t>Tuberías, cubertería, fregaderos, cuchillos</w:t>
+      </w:r>
+    </w:p>
+    <w:p>
+      <w:pPr>
+        <w:pStyle w:val="Choice"/>
+      </w:pPr>
+      <w:r>
+        <w:t>c)</w:t>
+        <w:tab/>
+        <w:t>Latas, cables eléctricos, ventanas, aviones</w:t>
+      </w:r>
+    </w:p>
+    <w:p>
+      <w:pPr>
+        <w:pStyle w:val="Choice"/>
+      </w:pPr>
+      <w:r>
+        <w:t>d)</w:t>
+        <w:tab/>
+        <w:t>Tuberías, cables eléctricos, monedas</w:t>
+      </w:r>
+    </w:p>
+    <w:p>
+      <w:pPr>
+        <w:pStyle w:val="ListNumber"/>
+      </w:pPr>
+      <w:r>
+        <w:t>¿De qué está hecho el latón?</w:t>
+      </w:r>
+    </w:p>
+    <w:p>
+      <w:pPr>
+        <w:pStyle w:val="Choice"/>
+      </w:pPr>
+      <w:r>
+        <w:t>a)</w:t>
+        <w:tab/>
+        <w:t>Es una aleación de cobre y estaño</w:t>
+      </w:r>
+    </w:p>
+    <w:p>
+      <w:pPr>
+        <w:pStyle w:val="Choice"/>
+      </w:pPr>
+      <w:r>
+        <w:t>b)</w:t>
+        <w:tab/>
+        <w:t>Es una aleación de cobre y cinc</w:t>
+      </w:r>
+    </w:p>
+    <w:p>
+      <w:pPr>
+        <w:pStyle w:val="Choice"/>
+      </w:pPr>
+      <w:r>
+        <w:t>c)</w:t>
+        <w:tab/>
+        <w:t>Es un metal puro</w:t>
+      </w:r>
+    </w:p>
+    <w:p>
+      <w:pPr>
+        <w:pStyle w:val="Choice"/>
+      </w:pPr>
+      <w:r>
+        <w:t>d)</w:t>
+        <w:tab/>
+        <w:t>Es una aleación de hierro y cromo</w:t>
+      </w:r>
+    </w:p>
+    <w:p>
+      <w:pPr>
+        <w:pStyle w:val="ListNumber"/>
+      </w:pPr>
+      <w:r>
+        <w:t>¿Para qué se utiliza el latón?</w:t>
+      </w:r>
+    </w:p>
+    <w:p>
+      <w:pPr>
+        <w:pStyle w:val="Choice"/>
+      </w:pPr>
+      <w:r>
+        <w:t>a)</w:t>
+        <w:tab/>
+        <w:t>Monedas, tornillos, pomos, cerrojos</w:t>
+      </w:r>
+    </w:p>
+    <w:p>
+      <w:pPr>
+        <w:pStyle w:val="Choice"/>
+      </w:pPr>
+      <w:r>
+        <w:t>b)</w:t>
+        <w:tab/>
+        <w:t>Tuberías, cubertería, fregaderos, cuchillos</w:t>
+      </w:r>
+    </w:p>
+    <w:p>
+      <w:pPr>
+        <w:pStyle w:val="Choice"/>
+      </w:pPr>
+      <w:r>
+        <w:t>c)</w:t>
+        <w:tab/>
+        <w:t>Latas, cables eléctricos, ventanas, aviones</w:t>
+      </w:r>
+    </w:p>
+    <w:p>
+      <w:pPr>
+        <w:pStyle w:val="Choice"/>
+      </w:pPr>
+      <w:r>
+        <w:t>d)</w:t>
+        <w:tab/>
+        <w:t>Tuberías, cables eléctricos, monedas</w:t>
+      </w:r>
+    </w:p>
+    <w:p>
+      <w:pPr>
+        <w:pStyle w:val="ListNumber"/>
+      </w:pPr>
+      <w:r>
+        <w:t>¿Qué propiedades tiene el aluminio?</w:t>
+      </w:r>
+    </w:p>
+    <w:p>
+      <w:pPr>
+        <w:pStyle w:val="Choice"/>
+      </w:pPr>
+      <w:r>
+        <w:t>a)</w:t>
+        <w:tab/>
+        <w:t>Muy resistente a la oxidación, pesado y poco maleable</w:t>
+      </w:r>
+    </w:p>
+    <w:p>
+      <w:pPr>
+        <w:pStyle w:val="Choice"/>
+      </w:pPr>
+      <w:r>
+        <w:t>b)</w:t>
+        <w:tab/>
+        <w:t>Resiste poco  a la oxidación, ligero y poco maleable</w:t>
+      </w:r>
+    </w:p>
+    <w:p>
+      <w:pPr>
+        <w:pStyle w:val="Choice"/>
+      </w:pPr>
+      <w:r>
+        <w:t>c)</w:t>
+        <w:tab/>
+        <w:t>Resiste poco a la oxidación, ligero y muy maleable</w:t>
+      </w:r>
+    </w:p>
+    <w:p>
+      <w:pPr>
+        <w:pStyle w:val="Choice"/>
+      </w:pPr>
+      <w:r>
+        <w:t>d)</w:t>
+        <w:tab/>
+        <w:t>Muy resistente a la oxidación, ligero y muy maleable</w:t>
+      </w:r>
+    </w:p>
+    <w:p>
+      <w:pPr>
+        <w:pStyle w:val="ListNumber"/>
+      </w:pPr>
+      <w:r>
+        <w:t>¿Para qué se utiliza el aluminio?</w:t>
+      </w:r>
+    </w:p>
+    <w:p>
+      <w:pPr>
+        <w:pStyle w:val="Choice"/>
+      </w:pPr>
+      <w:r>
+        <w:t>a)</w:t>
+        <w:tab/>
+        <w:t>Latas, cables eléctricos, ventanas, aviones</w:t>
+      </w:r>
+    </w:p>
+    <w:p>
+      <w:pPr>
+        <w:pStyle w:val="Choice"/>
+      </w:pPr>
+      <w:r>
+        <w:t>b)</w:t>
+        <w:tab/>
+        <w:t>Hélices de barcos, campanas, cojinetes</w:t>
+      </w:r>
+    </w:p>
+    <w:p>
+      <w:pPr>
+        <w:pStyle w:val="Choice"/>
+      </w:pPr>
+      <w:r>
+        <w:t>c)</w:t>
+        <w:tab/>
+        <w:t>Tuberías, cubertería, fregaderos, cuchillos</w:t>
+      </w:r>
+    </w:p>
+    <w:p>
+      <w:pPr>
+        <w:pStyle w:val="Choice"/>
+      </w:pPr>
+      <w:r>
+        <w:t>d)</w:t>
+        <w:tab/>
+        <w:t>Baterías, protector de radiaciones, para hacer vidrio</w:t>
+      </w:r>
+    </w:p>
+    <w:p>
+      <w:pPr>
+        <w:pStyle w:val="ListNumber"/>
+      </w:pPr>
+      <w:r>
+        <w:t>¿Qué es la galvanización?</w:t>
+      </w:r>
+    </w:p>
+    <w:p>
+      <w:pPr>
+        <w:pStyle w:val="Choice"/>
+      </w:pPr>
+      <w:r>
+        <w:t>a)</w:t>
+        <w:tab/>
+        <w:t>Recubrir hierro con una capa de cinc para protegerle de la corrosión</w:t>
+      </w:r>
+    </w:p>
+    <w:p>
+      <w:pPr>
+        <w:pStyle w:val="Choice"/>
+      </w:pPr>
+      <w:r>
+        <w:t>b)</w:t>
+        <w:tab/>
+        <w:t>El proceso de obtención del aluminio con corrientes eléctricas</w:t>
+      </w:r>
+    </w:p>
+    <w:p>
+      <w:pPr>
+        <w:pStyle w:val="Choice"/>
+      </w:pPr>
+      <w:r>
+        <w:t>c)</w:t>
+        <w:tab/>
+        <w:t>Fundir dos metales distintos para protegerles de la corrosión</w:t>
+      </w:r>
+    </w:p>
+    <w:p>
+      <w:pPr>
+        <w:pStyle w:val="Choice"/>
+      </w:pPr>
+      <w:r>
+        <w:t>d)</w:t>
+        <w:tab/>
+        <w:t>Recubrir hierro con una capa de cromo para protegerle de la corrosión</w:t>
+      </w:r>
+    </w:p>
+    <w:p>
+      <w:pPr>
+        <w:pStyle w:val="ListNumber"/>
+      </w:pPr>
+      <w:r>
+        <w:t>¿Qué es la hojalata?</w:t>
+      </w:r>
+    </w:p>
+    <w:p>
+      <w:pPr>
+        <w:pStyle w:val="Choice"/>
+      </w:pPr>
+      <w:r>
+        <w:t>a)</w:t>
+        <w:tab/>
+        <w:t>Una lámina de acero recubierta de cinc para que no se oxide</w:t>
+      </w:r>
+    </w:p>
+    <w:p>
+      <w:pPr>
+        <w:pStyle w:val="Choice"/>
+      </w:pPr>
+      <w:r>
+        <w:t>b)</w:t>
+        <w:tab/>
+        <w:t>Una lámina de acero recubierta de plomo para que no se oxide</w:t>
+      </w:r>
+    </w:p>
+    <w:p>
+      <w:pPr>
+        <w:pStyle w:val="Choice"/>
+      </w:pPr>
+      <w:r>
+        <w:t>c)</w:t>
+        <w:tab/>
+        <w:t>Una lámina de acero recubierta de latón para que no se oxide</w:t>
+      </w:r>
+    </w:p>
+    <w:p>
+      <w:pPr>
+        <w:pStyle w:val="Choice"/>
+      </w:pPr>
+      <w:r>
+        <w:t>d)</w:t>
+        <w:tab/>
+        <w:t>Una lámina de acero recubierta de estaño para que no se oxide</w:t>
+      </w:r>
+    </w:p>
+    <w:p>
+      <w:pPr>
+        <w:pStyle w:val="ListNumber"/>
+      </w:pPr>
+      <w:r>
+        <w:t>¿Qué propiedades tiene el plomo?</w:t>
+      </w:r>
+    </w:p>
+    <w:p>
+      <w:pPr>
+        <w:pStyle w:val="Choice"/>
+      </w:pPr>
+      <w:r>
+        <w:t>a)</w:t>
+        <w:tab/>
+        <w:t>Es muy denso, mal conductor, muy maleable y muy tóxico</w:t>
+      </w:r>
+    </w:p>
+    <w:p>
+      <w:pPr>
+        <w:pStyle w:val="Choice"/>
+      </w:pPr>
+      <w:r>
+        <w:t>b)</w:t>
+        <w:tab/>
+        <w:t>Es muy denso, buen conductor, muy maleable y muy tóxico</w:t>
+      </w:r>
+    </w:p>
+    <w:p>
+      <w:pPr>
+        <w:pStyle w:val="Choice"/>
+      </w:pPr>
+      <w:r>
+        <w:t>c)</w:t>
+        <w:tab/>
+        <w:t>Es muy denso, buen conductor, muy maleable y no es tóxico</w:t>
+      </w:r>
+    </w:p>
+    <w:p>
+      <w:pPr>
+        <w:pStyle w:val="Choice"/>
+      </w:pPr>
+      <w:r>
+        <w:t>d)</w:t>
+        <w:tab/>
+        <w:t>Es muy denso, buen conductor, poco maleable y muy tóxico</w:t>
+      </w:r>
+    </w:p>
+    <w:p>
+      <w:pPr>
+        <w:pStyle w:val="ListNumber"/>
+      </w:pPr>
+      <w:r>
+        <w:t>¿Para qué se utiliza el plomo?</w:t>
       </w:r>
     </w:p>
     <w:p>
@@ -563,7 +1139,7 @@
       <w:r>
         <w:t>b)</w:t>
         <w:tab/>
-        <w:t>Latas, cables eléctricos, ventanas, fuselaje de aviones</w:t>
+        <w:t>Baterías, protector de radiaciones, para hacer vidrio</w:t>
       </w:r>
     </w:p>
     <w:p>
@@ -583,583 +1159,7 @@
       <w:r>
         <w:t>d)</w:t>
         <w:tab/>
-        <w:t>Tuberías, cables eléctricos, monedas</w:t>
-      </w:r>
-    </w:p>
-    <w:p>
-      <w:pPr>
-        <w:pStyle w:val="ListNumber"/>
-      </w:pPr>
-      <w:r>
-        <w:t>¿De qué color es el cobre?</w:t>
-      </w:r>
-    </w:p>
-    <w:p>
-      <w:pPr>
-        <w:pStyle w:val="Choice"/>
-      </w:pPr>
-      <w:r>
-        <w:t>a)</w:t>
-        <w:tab/>
-        <w:t>Amarillento y cuando se oxida, de color verdoso</w:t>
-      </w:r>
-    </w:p>
-    <w:p>
-      <w:pPr>
-        <w:pStyle w:val="Choice"/>
-      </w:pPr>
-      <w:r>
-        <w:t>b)</w:t>
-        <w:tab/>
-        <w:t>Rojizo y cuando se oxida, de color verdoso</w:t>
-      </w:r>
-    </w:p>
-    <w:p>
-      <w:pPr>
-        <w:pStyle w:val="Choice"/>
-      </w:pPr>
-      <w:r>
-        <w:t>c)</w:t>
-        <w:tab/>
-        <w:t>Plateado y cuando se oxida, de color rojizo</w:t>
-      </w:r>
-    </w:p>
-    <w:p>
-      <w:pPr>
-        <w:pStyle w:val="Choice"/>
-      </w:pPr>
-      <w:r>
-        <w:t>d)</w:t>
-        <w:tab/>
-        <w:t>Amarillento y cuando se oxida, de color rojizo</w:t>
-      </w:r>
-    </w:p>
-    <w:p>
-      <w:pPr>
-        <w:pStyle w:val="ListNumber"/>
-      </w:pPr>
-      <w:r>
-        <w:t>¿Para qué se utiliza el cobre?</w:t>
-      </w:r>
-    </w:p>
-    <w:p>
-      <w:pPr>
-        <w:pStyle w:val="Choice"/>
-      </w:pPr>
-      <w:r>
-        <w:t>a)</w:t>
-        <w:tab/>
-        <w:t>Tuberías, cables eléctricos, monedas</w:t>
-      </w:r>
-    </w:p>
-    <w:p>
-      <w:pPr>
-        <w:pStyle w:val="Choice"/>
-      </w:pPr>
-      <w:r>
-        <w:t>b)</w:t>
-        <w:tab/>
-        <w:t>Latas, cables eléctricos, ventanas, fuselaje de aviones</w:t>
-      </w:r>
-    </w:p>
-    <w:p>
-      <w:pPr>
-        <w:pStyle w:val="Choice"/>
-      </w:pPr>
-      <w:r>
-        <w:t>c)</w:t>
-        <w:tab/>
-        <w:t>Monedas, tornillos, pomos, cerrojos</w:t>
-      </w:r>
-    </w:p>
-    <w:p>
-      <w:pPr>
-        <w:pStyle w:val="Choice"/>
-      </w:pPr>
-      <w:r>
-        <w:t>d)</w:t>
-        <w:tab/>
-        <w:t>Tuberías, cubertería, fregaderos, cuchillos</w:t>
-      </w:r>
-    </w:p>
-    <w:p>
-      <w:pPr>
-        <w:pStyle w:val="ListNumber"/>
-      </w:pPr>
-      <w:r>
-        <w:t>¿De qué está hecho el bronce?</w:t>
-      </w:r>
-    </w:p>
-    <w:p>
-      <w:pPr>
-        <w:pStyle w:val="Choice"/>
-      </w:pPr>
-      <w:r>
-        <w:t>a)</w:t>
-        <w:tab/>
-        <w:t>Es un metal puro</w:t>
-      </w:r>
-    </w:p>
-    <w:p>
-      <w:pPr>
-        <w:pStyle w:val="Choice"/>
-      </w:pPr>
-      <w:r>
-        <w:t>b)</w:t>
-        <w:tab/>
-        <w:t>Es una aleación de cobre y cinc</w:t>
-      </w:r>
-    </w:p>
-    <w:p>
-      <w:pPr>
-        <w:pStyle w:val="Choice"/>
-      </w:pPr>
-      <w:r>
-        <w:t>c)</w:t>
-        <w:tab/>
-        <w:t>Es una aleación de hierro y cromo</w:t>
-      </w:r>
-    </w:p>
-    <w:p>
-      <w:pPr>
-        <w:pStyle w:val="Choice"/>
-      </w:pPr>
-      <w:r>
-        <w:t>d)</w:t>
-        <w:tab/>
-        <w:t>Es una aleación de cobre y estaño</w:t>
-      </w:r>
-    </w:p>
-    <w:p>
-      <w:pPr>
-        <w:pStyle w:val="ListNumber"/>
-      </w:pPr>
-      <w:r>
-        <w:t>¿Para qué se utiliza el bronce?</w:t>
-      </w:r>
-    </w:p>
-    <w:p>
-      <w:pPr>
-        <w:pStyle w:val="Choice"/>
-      </w:pPr>
-      <w:r>
-        <w:t>a)</w:t>
-        <w:tab/>
-        <w:t>Hélices de barcos, campanas, cojinetes</w:t>
-      </w:r>
-    </w:p>
-    <w:p>
-      <w:pPr>
-        <w:pStyle w:val="Choice"/>
-      </w:pPr>
-      <w:r>
-        <w:t>b)</w:t>
-        <w:tab/>
-        <w:t>Tuberías, cubertería, fregaderos, cuchillos</w:t>
-      </w:r>
-    </w:p>
-    <w:p>
-      <w:pPr>
-        <w:pStyle w:val="Choice"/>
-      </w:pPr>
-      <w:r>
-        <w:t>c)</w:t>
-        <w:tab/>
-        <w:t>Tuberías, cables eléctricos, monedas</w:t>
-      </w:r>
-    </w:p>
-    <w:p>
-      <w:pPr>
-        <w:pStyle w:val="Choice"/>
-      </w:pPr>
-      <w:r>
-        <w:t>d)</w:t>
-        <w:tab/>
-        <w:t>Latas, cables eléctricos, ventanas, fuselaje de aviones</w:t>
-      </w:r>
-    </w:p>
-    <w:p>
-      <w:pPr>
-        <w:pStyle w:val="ListNumber"/>
-      </w:pPr>
-      <w:r>
-        <w:t>¿De qué está hecho el latón?</w:t>
-      </w:r>
-    </w:p>
-    <w:p>
-      <w:pPr>
-        <w:pStyle w:val="Choice"/>
-      </w:pPr>
-      <w:r>
-        <w:t>a)</w:t>
-        <w:tab/>
-        <w:t>Es una aleación de cobre y cinc</w:t>
-      </w:r>
-    </w:p>
-    <w:p>
-      <w:pPr>
-        <w:pStyle w:val="Choice"/>
-      </w:pPr>
-      <w:r>
-        <w:t>b)</w:t>
-        <w:tab/>
-        <w:t>Es un metal puro</w:t>
-      </w:r>
-    </w:p>
-    <w:p>
-      <w:pPr>
-        <w:pStyle w:val="Choice"/>
-      </w:pPr>
-      <w:r>
-        <w:t>c)</w:t>
-        <w:tab/>
-        <w:t>Es una aleación de cobre y estaño</w:t>
-      </w:r>
-    </w:p>
-    <w:p>
-      <w:pPr>
-        <w:pStyle w:val="Choice"/>
-      </w:pPr>
-      <w:r>
-        <w:t>d)</w:t>
-        <w:tab/>
-        <w:t>Es una aleación de hierro y cromo</w:t>
-      </w:r>
-    </w:p>
-    <w:p>
-      <w:pPr>
-        <w:pStyle w:val="ListNumber"/>
-      </w:pPr>
-      <w:r>
-        <w:t>¿Para qué se utiliza el latón?</w:t>
-      </w:r>
-    </w:p>
-    <w:p>
-      <w:pPr>
-        <w:pStyle w:val="Choice"/>
-      </w:pPr>
-      <w:r>
-        <w:t>a)</w:t>
-        <w:tab/>
-        <w:t>Tuberías, cables eléctricos, monedas</w:t>
-      </w:r>
-    </w:p>
-    <w:p>
-      <w:pPr>
-        <w:pStyle w:val="Choice"/>
-      </w:pPr>
-      <w:r>
-        <w:t>b)</w:t>
-        <w:tab/>
-        <w:t>Tuberías, cubertería, fregaderos, cuchillos</w:t>
-      </w:r>
-    </w:p>
-    <w:p>
-      <w:pPr>
-        <w:pStyle w:val="Choice"/>
-      </w:pPr>
-      <w:r>
-        <w:t>c)</w:t>
-        <w:tab/>
-        <w:t>Latas, cables eléctricos, ventanas, fuselaje de aviones</w:t>
-      </w:r>
-    </w:p>
-    <w:p>
-      <w:pPr>
-        <w:pStyle w:val="Choice"/>
-      </w:pPr>
-      <w:r>
-        <w:t>d)</w:t>
-        <w:tab/>
-        <w:t>Monedas, tornillos, pomos, cerrojos</w:t>
-      </w:r>
-    </w:p>
-    <w:p>
-      <w:pPr>
-        <w:pStyle w:val="ListNumber"/>
-      </w:pPr>
-      <w:r>
-        <w:t>¿Qué propiedades tiene el aluminio?</w:t>
-      </w:r>
-    </w:p>
-    <w:p>
-      <w:pPr>
-        <w:pStyle w:val="Choice"/>
-      </w:pPr>
-      <w:r>
-        <w:t>a)</w:t>
-        <w:tab/>
-        <w:t>Resiste poco a la oxidación, ligero y muy maleable</w:t>
-      </w:r>
-    </w:p>
-    <w:p>
-      <w:pPr>
-        <w:pStyle w:val="Choice"/>
-      </w:pPr>
-      <w:r>
-        <w:t>b)</w:t>
-        <w:tab/>
-        <w:t>Muy resistente a la oxidación, ligero y muy maleable</w:t>
-      </w:r>
-    </w:p>
-    <w:p>
-      <w:pPr>
-        <w:pStyle w:val="Choice"/>
-      </w:pPr>
-      <w:r>
-        <w:t>c)</w:t>
-        <w:tab/>
-        <w:t>Resiste poco  a la oxidación, ligero y poco maleable</w:t>
-      </w:r>
-    </w:p>
-    <w:p>
-      <w:pPr>
-        <w:pStyle w:val="Choice"/>
-      </w:pPr>
-      <w:r>
-        <w:t>d)</w:t>
-        <w:tab/>
-        <w:t>Muy resistente a la oxidación, pesado y poco maleable</w:t>
-      </w:r>
-    </w:p>
-    <w:p>
-      <w:pPr>
-        <w:pStyle w:val="ListNumber"/>
-      </w:pPr>
-      <w:r>
-        <w:t>¿Para qué se utiliza el aluminio?</w:t>
-      </w:r>
-    </w:p>
-    <w:p>
-      <w:pPr>
-        <w:pStyle w:val="Choice"/>
-      </w:pPr>
-      <w:r>
-        <w:t>a)</w:t>
-        <w:tab/>
-        <w:t>Hélices de barcos, campanas, cojinetes</w:t>
-      </w:r>
-    </w:p>
-    <w:p>
-      <w:pPr>
-        <w:pStyle w:val="Choice"/>
-      </w:pPr>
-      <w:r>
-        <w:t>b)</w:t>
-        <w:tab/>
-        <w:t>Latas, cables eléctricos, ventanas, fuselaje de aviones</w:t>
-      </w:r>
-    </w:p>
-    <w:p>
-      <w:pPr>
-        <w:pStyle w:val="Choice"/>
-      </w:pPr>
-      <w:r>
-        <w:t>c)</w:t>
-        <w:tab/>
-        <w:t>Baterías, protector de radiaciones, para hacer vidrio</w:t>
-      </w:r>
-    </w:p>
-    <w:p>
-      <w:pPr>
-        <w:pStyle w:val="Choice"/>
-      </w:pPr>
-      <w:r>
-        <w:t>d)</w:t>
-        <w:tab/>
-        <w:t>Tuberías, cubertería, fregaderos, cuchillos</w:t>
-      </w:r>
-    </w:p>
-    <w:p>
-      <w:pPr>
-        <w:pStyle w:val="ListNumber"/>
-      </w:pPr>
-      <w:r>
-        <w:t>¿Qué es la galvanización?</w:t>
-      </w:r>
-    </w:p>
-    <w:p>
-      <w:pPr>
-        <w:pStyle w:val="Choice"/>
-      </w:pPr>
-      <w:r>
-        <w:t>a)</w:t>
-        <w:tab/>
-        <w:t>Fundir dos metales distintos para protegerles de la corrosión</w:t>
-      </w:r>
-    </w:p>
-    <w:p>
-      <w:pPr>
-        <w:pStyle w:val="Choice"/>
-      </w:pPr>
-      <w:r>
-        <w:t>b)</w:t>
-        <w:tab/>
-        <w:t>El proceso de obtención del aluminio con corrientes eléctricas</w:t>
-      </w:r>
-    </w:p>
-    <w:p>
-      <w:pPr>
-        <w:pStyle w:val="Choice"/>
-      </w:pPr>
-      <w:r>
-        <w:t>c)</w:t>
-        <w:tab/>
-        <w:t>Recubrir hierro con una capa de cinc para protegerle de la corrosión</w:t>
-      </w:r>
-    </w:p>
-    <w:p>
-      <w:pPr>
-        <w:pStyle w:val="Choice"/>
-      </w:pPr>
-      <w:r>
-        <w:t>d)</w:t>
-        <w:tab/>
-        <w:t>Recubrir hierro con una capa de cromo para protegerle de la corrosión</w:t>
-      </w:r>
-    </w:p>
-    <w:p>
-      <w:pPr>
-        <w:pStyle w:val="ListNumber"/>
-      </w:pPr>
-      <w:r>
-        <w:t>¿Qué es la hojalata?</w:t>
-      </w:r>
-    </w:p>
-    <w:p>
-      <w:pPr>
-        <w:pStyle w:val="Choice"/>
-      </w:pPr>
-      <w:r>
-        <w:t>a)</w:t>
-        <w:tab/>
-        <w:t>Una lámina de acero recubierta de estaño para que no se oxide</w:t>
-      </w:r>
-    </w:p>
-    <w:p>
-      <w:pPr>
-        <w:pStyle w:val="Choice"/>
-      </w:pPr>
-      <w:r>
-        <w:t>b)</w:t>
-        <w:tab/>
-        <w:t>Una lámina de acero recubierta de latón para que no se oxide</w:t>
-      </w:r>
-    </w:p>
-    <w:p>
-      <w:pPr>
-        <w:pStyle w:val="Choice"/>
-      </w:pPr>
-      <w:r>
-        <w:t>c)</w:t>
-        <w:tab/>
-        <w:t>Una lámina de acero recubierta de plomo para que no se oxide</w:t>
-      </w:r>
-    </w:p>
-    <w:p>
-      <w:pPr>
-        <w:pStyle w:val="Choice"/>
-      </w:pPr>
-      <w:r>
-        <w:t>d)</w:t>
-        <w:tab/>
-        <w:t>Una lámina de acero recubierta de cinc para que no se oxide</w:t>
-      </w:r>
-    </w:p>
-    <w:p>
-      <w:pPr>
-        <w:pStyle w:val="ListNumber"/>
-      </w:pPr>
-      <w:r>
-        <w:t>¿Qué propiedades tiene el plomo?</w:t>
-      </w:r>
-    </w:p>
-    <w:p>
-      <w:pPr>
-        <w:pStyle w:val="Choice"/>
-      </w:pPr>
-      <w:r>
-        <w:t>a)</w:t>
-        <w:tab/>
-        <w:t>Es muy denso, buen conductor, muy maleable y muy tóxico</w:t>
-      </w:r>
-    </w:p>
-    <w:p>
-      <w:pPr>
-        <w:pStyle w:val="Choice"/>
-      </w:pPr>
-      <w:r>
-        <w:t>b)</w:t>
-        <w:tab/>
-        <w:t>Es muy denso, buen conductor, poco maleable y muy tóxico</w:t>
-      </w:r>
-    </w:p>
-    <w:p>
-      <w:pPr>
-        <w:pStyle w:val="Choice"/>
-      </w:pPr>
-      <w:r>
-        <w:t>c)</w:t>
-        <w:tab/>
-        <w:t>Es muy denso, mal conductor, muy maleable y muy tóxico</w:t>
-      </w:r>
-    </w:p>
-    <w:p>
-      <w:pPr>
-        <w:pStyle w:val="Choice"/>
-      </w:pPr>
-      <w:r>
-        <w:t>d)</w:t>
-        <w:tab/>
-        <w:t>Es muy denso, buen conductor, muy maleable y no es tóxico</w:t>
-      </w:r>
-    </w:p>
-    <w:p>
-      <w:pPr>
-        <w:pStyle w:val="ListNumber"/>
-      </w:pPr>
-      <w:r>
-        <w:t>¿Para qué se utiliza el plomo?</w:t>
-      </w:r>
-    </w:p>
-    <w:p>
-      <w:pPr>
-        <w:pStyle w:val="Choice"/>
-      </w:pPr>
-      <w:r>
-        <w:t>a)</w:t>
-        <w:tab/>
-        <w:t>Latas, cables eléctricos, ventanas, fuselaje de aviones</w:t>
-      </w:r>
-    </w:p>
-    <w:p>
-      <w:pPr>
-        <w:pStyle w:val="Choice"/>
-      </w:pPr>
-      <w:r>
-        <w:t>b)</w:t>
-        <w:tab/>
-        <w:t>Baterías, protector de radiaciones, para hacer vidrio</w:t>
-      </w:r>
-    </w:p>
-    <w:p>
-      <w:pPr>
-        <w:pStyle w:val="Choice"/>
-      </w:pPr>
-      <w:r>
-        <w:t>c)</w:t>
-        <w:tab/>
-        <w:t>Tuberías, cubertería, fregaderos, cuchillos</w:t>
-      </w:r>
-    </w:p>
-    <w:p>
-      <w:pPr>
-        <w:pStyle w:val="Choice"/>
-      </w:pPr>
-      <w:r>
-        <w:t>d)</w:t>
-        <w:tab/>
-        <w:t>Hélices de barcos, campanas, cojinetes</w:t>
+        <w:t>Latas, cables eléctricos, ventanas, aviones</w:t>
       </w:r>
     </w:p>
     <w:sectPr>
